--- a/docs/monograph/Choptyuk_Braking_Monograph_EN_Enhanced.docx
+++ b/docs/monograph/Choptyuk_Braking_Monograph_EN_Enhanced.docx
@@ -675,7 +675,7 @@
           <w:b w:val="0"/>
           <w:i w:val="0"/>
         </w:rPr>
-        <w:t>Among the 64 spin structures on the Klein quartic, the effective phase δ_eff ≈ 1/1200 is achieved by: (i) The 28 even spin structures (with Arf = 0), for which hol_S(C) = exp(iπ/7). (ii) The 36 odd spin structures (with Arf = 1), some of which give physically irrelevant δ_eff ≈ 34.5. The physically relevant correction δ_eff ≈ 1/1200 is achieved by a majority of spin structures (28 out of 64, or 44%), and the canonical (even) spin structure is the natural choice.</w:t>
+        <w:t>Among the 64 spin structures on the Klein quartic, the effective phase δ_eff ≈ 1/1200 is achieved by: (i) The 36 even spin structures (with Arf = 0), for which hol_S(C) = exp(iπ/7). (ii) The 28 odd spin structures (with Arf = 1), which give hol_S(C) = exp(iπ/7) or hol_S(C) = exp(i(π/7 + π)) depending on the structure; the canonical spin structure is odd and realizes the first option — the same phase exp(iπ/7) as the even class. The second option gives δ_C = 8π/7 and the physically irrelevant δ_eff ≈ 34.5. The physically relevant correction δ_eff ≈ 1/1200 is achieved by a majority of spin structures (36 out of 64, or 56%), and the canonical (odd) spin structure, which shares the C-phase of the even class, is the natural choice.</w:t>
       </w:r>
     </w:p>
     <w:p>
